--- a/CSE370/Lab Solutions/Lab 01.docx
+++ b/CSE370/Lab Solutions/Lab 01.docx
@@ -41,7 +41,7 @@
           <w:sz w:val="28"/>
           <w:szCs w:val="28"/>
         </w:rPr>
-        <w:t>Assignment 01/02/03 | Spring 2026</w:t>
+        <w:t>Assignment 01 | Spring 2026</w:t>
       </w:r>
     </w:p>
     <w:p>
@@ -732,14 +732,7 @@
                 <w:sz w:val="24"/>
                 <w:szCs w:val="24"/>
               </w:rPr>
-              <w:t>(105, 'Peter Parker', 'p.parker@iub.ac.b</w:t>
-            </w:r>
-            <w:r>
-              <w:rPr>
-                <w:sz w:val="24"/>
-                <w:szCs w:val="24"/>
-              </w:rPr>
-              <w:t>d', 5, 33),</w:t>
+              <w:t>(105, 'Peter Parker', 'p.parker@iub.ac.bd', 5, 33),</w:t>
             </w:r>
           </w:p>
           <w:p>
